--- a/docs/tables/heatmap/cont_index_carboplatin_b20_overdose.docx
+++ b/docs/tables/heatmap/cont_index_carboplatin_b20_overdose.docx
@@ -1276,7 +1276,7 @@
               <w:left w:val="none" w:sz="0" w:space="0" w:color="000000"/>
               <w:right w:val="none" w:sz="0" w:space="0" w:color="000000"/>
             </w:tcBorders>
-            <w:shd w:val="clear" w:color="auto" w:fill="C04353"/>
+            <w:shd w:val="clear" w:color="auto" w:fill="D52B24"/>
             <w:tcMar>
               <w:top w:w="0" w:type="dxa"/>
               <w:bottom w:w="0" w:type="dxa"/>
@@ -1329,7 +1329,7 @@
               <w:left w:val="none" w:sz="0" w:space="0" w:color="000000"/>
               <w:right w:val="none" w:sz="0" w:space="0" w:color="000000"/>
             </w:tcBorders>
-            <w:shd w:val="clear" w:color="auto" w:fill="B42032"/>
+            <w:shd w:val="clear" w:color="auto" w:fill="B81B29"/>
             <w:tcMar>
               <w:top w:w="0" w:type="dxa"/>
               <w:bottom w:w="0" w:type="dxa"/>
@@ -1382,7 +1382,7 @@
               <w:left w:val="none" w:sz="0" w:space="0" w:color="000000"/>
               <w:right w:val="none" w:sz="0" w:space="0" w:color="000000"/>
             </w:tcBorders>
-            <w:shd w:val="clear" w:color="auto" w:fill="CB6571"/>
+            <w:shd w:val="clear" w:color="auto" w:fill="F03B20"/>
             <w:tcMar>
               <w:top w:w="0" w:type="dxa"/>
               <w:bottom w:w="0" w:type="dxa"/>
@@ -1541,7 +1541,7 @@
               <w:left w:val="none" w:sz="0" w:space="0" w:color="000000"/>
               <w:right w:val="none" w:sz="0" w:space="0" w:color="000000"/>
             </w:tcBorders>
-            <w:shd w:val="clear" w:color="auto" w:fill="C55160"/>
+            <w:shd w:val="clear" w:color="auto" w:fill="E03222"/>
             <w:tcMar>
               <w:top w:w="0" w:type="dxa"/>
               <w:bottom w:w="0" w:type="dxa"/>
@@ -1594,7 +1594,60 @@
               <w:left w:val="none" w:sz="0" w:space="0" w:color="000000"/>
               <w:right w:val="none" w:sz="0" w:space="0" w:color="000000"/>
             </w:tcBorders>
-            <w:shd w:val="clear" w:color="auto" w:fill="D0727E"/>
+            <w:shd w:val="clear" w:color="auto" w:fill="F25027"/>
+            <w:tcMar>
+              <w:top w:w="0" w:type="dxa"/>
+              <w:bottom w:w="0" w:type="dxa"/>
+              <w:left w:w="0" w:type="dxa"/>
+              <w:right w:w="0" w:type="dxa"/>
+            </w:tcMar>
+            <w:vAlign w:val="center"/>
+          </w:tcPr>
+          <w:p>
+            <w:pPr>
+              <w:pStyle w:val="Normal"/>
+              <w:jc w:val="center"/>
+              <w:pBdr>
+                <w:bottom w:val="none" w:sz="0" w:space="0" w:color="000000"/>
+                <w:top w:val="none" w:sz="0" w:space="0" w:color="000000"/>
+                <w:left w:val="none" w:sz="0" w:space="0" w:color="000000"/>
+                <w:right w:val="none" w:sz="0" w:space="0" w:color="000000"/>
+              </w:pBdr>
+              <w:spacing w:after="100" w:before="100" w:line="240"/>
+              <w:ind w:left="100" w:right="100" w:firstLine="0" w:firstLineChars="0"/>
+              <w:rPr>
+                <w:rFonts w:ascii="Helvetica" w:hAnsi="Helvetica" w:eastAsia="Helvetica" w:cs="Helvetica"/>
+                <w:i w:val="false"/>
+                <w:b w:val="false"/>
+                <w:u w:val="none"/>
+                <w:sz w:val="18"/>
+                <w:szCs w:val="18"/>
+                <w:color w:val="000000"/>
+              </w:rPr>
+            </w:pPr>
+            <w:r>
+              <w:rPr>
+                <w:rFonts w:ascii="Helvetica" w:hAnsi="Helvetica" w:eastAsia="Helvetica" w:cs="Helvetica"/>
+                <w:i w:val="false"/>
+                <w:b w:val="false"/>
+                <w:u w:val="none"/>
+                <w:sz w:val="18"/>
+                <w:szCs w:val="18"/>
+                <w:color w:val="000000"/>
+              </w:rPr>
+              <w:t xml:space="preserve">18.2</w:t>
+            </w:r>
+          </w:p>
+        </w:tc>
+        <w:tc>
+          <w:tcPr>
+            <w:tcBorders>
+              <w:bottom w:val="none" w:sz="0" w:space="0" w:color="000000"/>
+              <w:top w:val="single" w:sz="12" w:space="0" w:color="666666"/>
+              <w:left w:val="none" w:sz="0" w:space="0" w:color="000000"/>
+              <w:right w:val="none" w:sz="0" w:space="0" w:color="000000"/>
+            </w:tcBorders>
+            <w:shd w:val="clear" w:color="auto" w:fill="D92E23"/>
             <w:tcMar>
               <w:top w:w="0" w:type="dxa"/>
               <w:bottom w:w="0" w:type="dxa"/>
@@ -1635,7 +1688,7 @@
                 <w:szCs w:val="18"/>
                 <w:color w:val="FFFFFF"/>
               </w:rPr>
-              <w:t xml:space="preserve">18.2</w:t>
+              <w:t xml:space="preserve">23.6</w:t>
             </w:r>
           </w:p>
         </w:tc>
@@ -1647,7 +1700,7 @@
               <w:left w:val="none" w:sz="0" w:space="0" w:color="000000"/>
               <w:right w:val="none" w:sz="0" w:space="0" w:color="000000"/>
             </w:tcBorders>
-            <w:shd w:val="clear" w:color="auto" w:fill="C24958"/>
+            <w:shd w:val="clear" w:color="auto" w:fill="BA1C29"/>
             <w:tcMar>
               <w:top w:w="0" w:type="dxa"/>
               <w:bottom w:w="0" w:type="dxa"/>
@@ -1688,6 +1741,59 @@
                 <w:szCs w:val="18"/>
                 <w:color w:val="FFFFFF"/>
               </w:rPr>
+              <w:t xml:space="preserve">28.7</w:t>
+            </w:r>
+          </w:p>
+        </w:tc>
+        <w:tc>
+          <w:tcPr>
+            <w:tcBorders>
+              <w:bottom w:val="none" w:sz="0" w:space="0" w:color="000000"/>
+              <w:top w:val="single" w:sz="12" w:space="0" w:color="666666"/>
+              <w:left w:val="none" w:sz="0" w:space="0" w:color="000000"/>
+              <w:right w:val="none" w:sz="0" w:space="0" w:color="000000"/>
+            </w:tcBorders>
+            <w:shd w:val="clear" w:color="auto" w:fill="D92E23"/>
+            <w:tcMar>
+              <w:top w:w="0" w:type="dxa"/>
+              <w:bottom w:w="0" w:type="dxa"/>
+              <w:left w:w="0" w:type="dxa"/>
+              <w:right w:w="0" w:type="dxa"/>
+            </w:tcMar>
+            <w:vAlign w:val="center"/>
+          </w:tcPr>
+          <w:p>
+            <w:pPr>
+              <w:pStyle w:val="Normal"/>
+              <w:jc w:val="center"/>
+              <w:pBdr>
+                <w:bottom w:val="none" w:sz="0" w:space="0" w:color="000000"/>
+                <w:top w:val="none" w:sz="0" w:space="0" w:color="000000"/>
+                <w:left w:val="none" w:sz="0" w:space="0" w:color="000000"/>
+                <w:right w:val="none" w:sz="0" w:space="0" w:color="000000"/>
+              </w:pBdr>
+              <w:spacing w:after="100" w:before="100" w:line="240"/>
+              <w:ind w:left="100" w:right="100" w:firstLine="0" w:firstLineChars="0"/>
+              <w:rPr>
+                <w:rFonts w:ascii="Helvetica" w:hAnsi="Helvetica" w:eastAsia="Helvetica" w:cs="Helvetica"/>
+                <w:i w:val="false"/>
+                <w:b w:val="false"/>
+                <w:u w:val="none"/>
+                <w:sz w:val="18"/>
+                <w:szCs w:val="18"/>
+                <w:color w:val="FFFFFF"/>
+              </w:rPr>
+            </w:pPr>
+            <w:r>
+              <w:rPr>
+                <w:rFonts w:ascii="Helvetica" w:hAnsi="Helvetica" w:eastAsia="Helvetica" w:cs="Helvetica"/>
+                <w:i w:val="false"/>
+                <w:b w:val="false"/>
+                <w:u w:val="none"/>
+                <w:sz w:val="18"/>
+                <w:szCs w:val="18"/>
+                <w:color w:val="FFFFFF"/>
+              </w:rPr>
               <w:t xml:space="preserve">23.6</w:t>
             </w:r>
           </w:p>
@@ -1700,113 +1806,7 @@
               <w:left w:val="none" w:sz="0" w:space="0" w:color="000000"/>
               <w:right w:val="none" w:sz="0" w:space="0" w:color="000000"/>
             </w:tcBorders>
-            <w:shd w:val="clear" w:color="auto" w:fill="B52234"/>
-            <w:tcMar>
-              <w:top w:w="0" w:type="dxa"/>
-              <w:bottom w:w="0" w:type="dxa"/>
-              <w:left w:w="0" w:type="dxa"/>
-              <w:right w:w="0" w:type="dxa"/>
-            </w:tcMar>
-            <w:vAlign w:val="center"/>
-          </w:tcPr>
-          <w:p>
-            <w:pPr>
-              <w:pStyle w:val="Normal"/>
-              <w:jc w:val="center"/>
-              <w:pBdr>
-                <w:bottom w:val="none" w:sz="0" w:space="0" w:color="000000"/>
-                <w:top w:val="none" w:sz="0" w:space="0" w:color="000000"/>
-                <w:left w:val="none" w:sz="0" w:space="0" w:color="000000"/>
-                <w:right w:val="none" w:sz="0" w:space="0" w:color="000000"/>
-              </w:pBdr>
-              <w:spacing w:after="100" w:before="100" w:line="240"/>
-              <w:ind w:left="100" w:right="100" w:firstLine="0" w:firstLineChars="0"/>
-              <w:rPr>
-                <w:rFonts w:ascii="Helvetica" w:hAnsi="Helvetica" w:eastAsia="Helvetica" w:cs="Helvetica"/>
-                <w:i w:val="false"/>
-                <w:b w:val="false"/>
-                <w:u w:val="none"/>
-                <w:sz w:val="18"/>
-                <w:szCs w:val="18"/>
-                <w:color w:val="FFFFFF"/>
-              </w:rPr>
-            </w:pPr>
-            <w:r>
-              <w:rPr>
-                <w:rFonts w:ascii="Helvetica" w:hAnsi="Helvetica" w:eastAsia="Helvetica" w:cs="Helvetica"/>
-                <w:i w:val="false"/>
-                <w:b w:val="false"/>
-                <w:u w:val="none"/>
-                <w:sz w:val="18"/>
-                <w:szCs w:val="18"/>
-                <w:color w:val="FFFFFF"/>
-              </w:rPr>
-              <w:t xml:space="preserve">28.7</w:t>
-            </w:r>
-          </w:p>
-        </w:tc>
-        <w:tc>
-          <w:tcPr>
-            <w:tcBorders>
-              <w:bottom w:val="none" w:sz="0" w:space="0" w:color="000000"/>
-              <w:top w:val="single" w:sz="12" w:space="0" w:color="666666"/>
-              <w:left w:val="none" w:sz="0" w:space="0" w:color="000000"/>
-              <w:right w:val="none" w:sz="0" w:space="0" w:color="000000"/>
-            </w:tcBorders>
-            <w:shd w:val="clear" w:color="auto" w:fill="C24958"/>
-            <w:tcMar>
-              <w:top w:w="0" w:type="dxa"/>
-              <w:bottom w:w="0" w:type="dxa"/>
-              <w:left w:w="0" w:type="dxa"/>
-              <w:right w:w="0" w:type="dxa"/>
-            </w:tcMar>
-            <w:vAlign w:val="center"/>
-          </w:tcPr>
-          <w:p>
-            <w:pPr>
-              <w:pStyle w:val="Normal"/>
-              <w:jc w:val="center"/>
-              <w:pBdr>
-                <w:bottom w:val="none" w:sz="0" w:space="0" w:color="000000"/>
-                <w:top w:val="none" w:sz="0" w:space="0" w:color="000000"/>
-                <w:left w:val="none" w:sz="0" w:space="0" w:color="000000"/>
-                <w:right w:val="none" w:sz="0" w:space="0" w:color="000000"/>
-              </w:pBdr>
-              <w:spacing w:after="100" w:before="100" w:line="240"/>
-              <w:ind w:left="100" w:right="100" w:firstLine="0" w:firstLineChars="0"/>
-              <w:rPr>
-                <w:rFonts w:ascii="Helvetica" w:hAnsi="Helvetica" w:eastAsia="Helvetica" w:cs="Helvetica"/>
-                <w:i w:val="false"/>
-                <w:b w:val="false"/>
-                <w:u w:val="none"/>
-                <w:sz w:val="18"/>
-                <w:szCs w:val="18"/>
-                <w:color w:val="FFFFFF"/>
-              </w:rPr>
-            </w:pPr>
-            <w:r>
-              <w:rPr>
-                <w:rFonts w:ascii="Helvetica" w:hAnsi="Helvetica" w:eastAsia="Helvetica" w:cs="Helvetica"/>
-                <w:i w:val="false"/>
-                <w:b w:val="false"/>
-                <w:u w:val="none"/>
-                <w:sz w:val="18"/>
-                <w:szCs w:val="18"/>
-                <w:color w:val="FFFFFF"/>
-              </w:rPr>
-              <w:t xml:space="preserve">23.6</w:t>
-            </w:r>
-          </w:p>
-        </w:tc>
-        <w:tc>
-          <w:tcPr>
-            <w:tcBorders>
-              <w:bottom w:val="none" w:sz="0" w:space="0" w:color="000000"/>
-              <w:top w:val="single" w:sz="12" w:space="0" w:color="666666"/>
-              <w:left w:val="none" w:sz="0" w:space="0" w:color="000000"/>
-              <w:right w:val="none" w:sz="0" w:space="0" w:color="000000"/>
-            </w:tcBorders>
-            <w:shd w:val="clear" w:color="auto" w:fill="B92F40"/>
+            <w:shd w:val="clear" w:color="auto" w:fill="C42227"/>
             <w:tcMar>
               <w:top w:w="0" w:type="dxa"/>
               <w:bottom w:w="0" w:type="dxa"/>
@@ -1960,7 +1960,7 @@
               <w:left w:val="none" w:sz="0" w:space="0" w:color="000000"/>
               <w:right w:val="none" w:sz="0" w:space="0" w:color="000000"/>
             </w:tcBorders>
-            <w:shd w:val="clear" w:color="auto" w:fill="E6B6BC"/>
+            <w:shd w:val="clear" w:color="auto" w:fill="FEB551"/>
             <w:tcMar>
               <w:top w:w="0" w:type="dxa"/>
               <w:bottom w:w="0" w:type="dxa"/>
@@ -2013,7 +2013,7 @@
               <w:left w:val="none" w:sz="0" w:space="0" w:color="000000"/>
               <w:right w:val="none" w:sz="0" w:space="0" w:color="000000"/>
             </w:tcBorders>
-            <w:shd w:val="clear" w:color="auto" w:fill="E1A6AD"/>
+            <w:shd w:val="clear" w:color="auto" w:fill="FBA045"/>
             <w:tcMar>
               <w:top w:w="0" w:type="dxa"/>
               <w:bottom w:w="0" w:type="dxa"/>
@@ -2066,7 +2066,7 @@
               <w:left w:val="none" w:sz="0" w:space="0" w:color="000000"/>
               <w:right w:val="none" w:sz="0" w:space="0" w:color="000000"/>
             </w:tcBorders>
-            <w:shd w:val="clear" w:color="auto" w:fill="ECC6CA"/>
+            <w:shd w:val="clear" w:color="auto" w:fill="FEC161"/>
             <w:tcMar>
               <w:top w:w="0" w:type="dxa"/>
               <w:bottom w:w="0" w:type="dxa"/>
@@ -2119,7 +2119,7 @@
               <w:left w:val="none" w:sz="0" w:space="0" w:color="000000"/>
               <w:right w:val="none" w:sz="0" w:space="0" w:color="000000"/>
             </w:tcBorders>
-            <w:shd w:val="clear" w:color="auto" w:fill="E1A6AD"/>
+            <w:shd w:val="clear" w:color="auto" w:fill="FBA045"/>
             <w:tcMar>
               <w:top w:w="0" w:type="dxa"/>
               <w:bottom w:w="0" w:type="dxa"/>
@@ -2172,7 +2172,7 @@
               <w:left w:val="none" w:sz="0" w:space="0" w:color="000000"/>
               <w:right w:val="none" w:sz="0" w:space="0" w:color="000000"/>
             </w:tcBorders>
-            <w:shd w:val="clear" w:color="auto" w:fill="DFA0A8"/>
+            <w:shd w:val="clear" w:color="auto" w:fill="FA9641"/>
             <w:tcMar>
               <w:top w:w="0" w:type="dxa"/>
               <w:bottom w:w="0" w:type="dxa"/>
@@ -2225,7 +2225,7 @@
               <w:left w:val="none" w:sz="0" w:space="0" w:color="000000"/>
               <w:right w:val="none" w:sz="0" w:space="0" w:color="000000"/>
             </w:tcBorders>
-            <w:shd w:val="clear" w:color="auto" w:fill="E5B1B7"/>
+            <w:shd w:val="clear" w:color="auto" w:fill="FDB04B"/>
             <w:tcMar>
               <w:top w:w="0" w:type="dxa"/>
               <w:bottom w:w="0" w:type="dxa"/>
@@ -2278,7 +2278,7 @@
               <w:left w:val="none" w:sz="0" w:space="0" w:color="000000"/>
               <w:right w:val="none" w:sz="0" w:space="0" w:color="000000"/>
             </w:tcBorders>
-            <w:shd w:val="clear" w:color="auto" w:fill="F0D2D6"/>
+            <w:shd w:val="clear" w:color="auto" w:fill="FECA6F"/>
             <w:tcMar>
               <w:top w:w="0" w:type="dxa"/>
               <w:bottom w:w="0" w:type="dxa"/>
@@ -2331,7 +2331,7 @@
               <w:left w:val="none" w:sz="0" w:space="0" w:color="000000"/>
               <w:right w:val="none" w:sz="0" w:space="0" w:color="000000"/>
             </w:tcBorders>
-            <w:shd w:val="clear" w:color="auto" w:fill="E7B8BE"/>
+            <w:shd w:val="clear" w:color="auto" w:fill="FEB753"/>
             <w:tcMar>
               <w:top w:w="0" w:type="dxa"/>
               <w:bottom w:w="0" w:type="dxa"/>
@@ -2384,7 +2384,7 @@
               <w:left w:val="none" w:sz="0" w:space="0" w:color="000000"/>
               <w:right w:val="none" w:sz="0" w:space="0" w:color="000000"/>
             </w:tcBorders>
-            <w:shd w:val="clear" w:color="auto" w:fill="E2A8AF"/>
+            <w:shd w:val="clear" w:color="auto" w:fill="FCA346"/>
             <w:tcMar>
               <w:top w:w="0" w:type="dxa"/>
               <w:bottom w:w="0" w:type="dxa"/>
@@ -2437,7 +2437,7 @@
               <w:left w:val="none" w:sz="0" w:space="0" w:color="000000"/>
               <w:right w:val="none" w:sz="0" w:space="0" w:color="000000"/>
             </w:tcBorders>
-            <w:shd w:val="clear" w:color="auto" w:fill="E6B4BA"/>
+            <w:shd w:val="clear" w:color="auto" w:fill="FEB34E"/>
             <w:tcMar>
               <w:top w:w="0" w:type="dxa"/>
               <w:bottom w:w="0" w:type="dxa"/>
@@ -2490,7 +2490,7 @@
               <w:left w:val="none" w:sz="0" w:space="0" w:color="000000"/>
               <w:right w:val="none" w:sz="0" w:space="0" w:color="000000"/>
             </w:tcBorders>
-            <w:shd w:val="clear" w:color="auto" w:fill="E9BDC2"/>
+            <w:shd w:val="clear" w:color="auto" w:fill="FEBA58"/>
             <w:tcMar>
               <w:top w:w="0" w:type="dxa"/>
               <w:bottom w:w="0" w:type="dxa"/>
@@ -2656,7 +2656,7 @@
               <w:left w:val="none" w:sz="0" w:space="0" w:color="000000"/>
               <w:right w:val="none" w:sz="0" w:space="0" w:color="000000"/>
             </w:tcBorders>
-            <w:shd w:val="clear" w:color="auto" w:fill="F0D2D6"/>
+            <w:shd w:val="clear" w:color="auto" w:fill="FECA6F"/>
             <w:tcMar>
               <w:top w:w="0" w:type="dxa"/>
               <w:bottom w:w="0" w:type="dxa"/>
@@ -2709,7 +2709,7 @@
               <w:left w:val="none" w:sz="0" w:space="0" w:color="000000"/>
               <w:right w:val="none" w:sz="0" w:space="0" w:color="000000"/>
             </w:tcBorders>
-            <w:shd w:val="clear" w:color="auto" w:fill="EAC1C6"/>
+            <w:shd w:val="clear" w:color="auto" w:fill="FEBD5C"/>
             <w:tcMar>
               <w:top w:w="0" w:type="dxa"/>
               <w:bottom w:w="0" w:type="dxa"/>
@@ -2762,7 +2762,7 @@
               <w:left w:val="none" w:sz="0" w:space="0" w:color="000000"/>
               <w:right w:val="none" w:sz="0" w:space="0" w:color="000000"/>
             </w:tcBorders>
-            <w:shd w:val="clear" w:color="auto" w:fill="F5E1E4"/>
+            <w:shd w:val="clear" w:color="auto" w:fill="FED680"/>
             <w:tcMar>
               <w:top w:w="0" w:type="dxa"/>
               <w:bottom w:w="0" w:type="dxa"/>
@@ -2815,7 +2815,7 @@
               <w:left w:val="none" w:sz="0" w:space="0" w:color="000000"/>
               <w:right w:val="none" w:sz="0" w:space="0" w:color="000000"/>
             </w:tcBorders>
-            <w:shd w:val="clear" w:color="auto" w:fill="E9BFC5"/>
+            <w:shd w:val="clear" w:color="auto" w:fill="FEBC5B"/>
             <w:tcMar>
               <w:top w:w="0" w:type="dxa"/>
               <w:bottom w:w="0" w:type="dxa"/>
@@ -2868,7 +2868,7 @@
               <w:left w:val="none" w:sz="0" w:space="0" w:color="000000"/>
               <w:right w:val="none" w:sz="0" w:space="0" w:color="000000"/>
             </w:tcBorders>
-            <w:shd w:val="clear" w:color="auto" w:fill="ECC6CB"/>
+            <w:shd w:val="clear" w:color="auto" w:fill="FEC162"/>
             <w:tcMar>
               <w:top w:w="0" w:type="dxa"/>
               <w:bottom w:w="0" w:type="dxa"/>
@@ -2921,7 +2921,7 @@
               <w:left w:val="none" w:sz="0" w:space="0" w:color="000000"/>
               <w:right w:val="none" w:sz="0" w:space="0" w:color="000000"/>
             </w:tcBorders>
-            <w:shd w:val="clear" w:color="auto" w:fill="EDCBCF"/>
+            <w:shd w:val="clear" w:color="auto" w:fill="FEC567"/>
             <w:tcMar>
               <w:top w:w="0" w:type="dxa"/>
               <w:bottom w:w="0" w:type="dxa"/>
@@ -2974,7 +2974,7 @@
               <w:left w:val="none" w:sz="0" w:space="0" w:color="000000"/>
               <w:right w:val="none" w:sz="0" w:space="0" w:color="000000"/>
             </w:tcBorders>
-            <w:shd w:val="clear" w:color="auto" w:fill="F7E7E9"/>
+            <w:shd w:val="clear" w:color="auto" w:fill="FEDB86"/>
             <w:tcMar>
               <w:top w:w="0" w:type="dxa"/>
               <w:bottom w:w="0" w:type="dxa"/>
@@ -3027,7 +3027,7 @@
               <w:left w:val="none" w:sz="0" w:space="0" w:color="000000"/>
               <w:right w:val="none" w:sz="0" w:space="0" w:color="000000"/>
             </w:tcBorders>
-            <w:shd w:val="clear" w:color="auto" w:fill="EECCD0"/>
+            <w:shd w:val="clear" w:color="auto" w:fill="FEC668"/>
             <w:tcMar>
               <w:top w:w="0" w:type="dxa"/>
               <w:bottom w:w="0" w:type="dxa"/>
@@ -3080,7 +3080,7 @@
               <w:left w:val="none" w:sz="0" w:space="0" w:color="000000"/>
               <w:right w:val="none" w:sz="0" w:space="0" w:color="000000"/>
             </w:tcBorders>
-            <w:shd w:val="clear" w:color="auto" w:fill="FAF1F2"/>
+            <w:shd w:val="clear" w:color="auto" w:fill="FEE291"/>
             <w:tcMar>
               <w:top w:w="0" w:type="dxa"/>
               <w:bottom w:w="0" w:type="dxa"/>
@@ -3133,7 +3133,7 @@
               <w:left w:val="none" w:sz="0" w:space="0" w:color="000000"/>
               <w:right w:val="none" w:sz="0" w:space="0" w:color="000000"/>
             </w:tcBorders>
-            <w:shd w:val="clear" w:color="auto" w:fill="EDCBCF"/>
+            <w:shd w:val="clear" w:color="auto" w:fill="FEC567"/>
             <w:tcMar>
               <w:top w:w="0" w:type="dxa"/>
               <w:bottom w:w="0" w:type="dxa"/>
@@ -3186,7 +3186,7 @@
               <w:left w:val="none" w:sz="0" w:space="0" w:color="000000"/>
               <w:right w:val="none" w:sz="0" w:space="0" w:color="000000"/>
             </w:tcBorders>
-            <w:shd w:val="clear" w:color="auto" w:fill="F8EAEB"/>
+            <w:shd w:val="clear" w:color="auto" w:fill="FEDD89"/>
             <w:tcMar>
               <w:top w:w="0" w:type="dxa"/>
               <w:bottom w:w="0" w:type="dxa"/>
@@ -3340,7 +3340,7 @@
               <w:left w:val="none" w:sz="0" w:space="0" w:color="000000"/>
               <w:right w:val="none" w:sz="0" w:space="0" w:color="000000"/>
             </w:tcBorders>
-            <w:shd w:val="clear" w:color="auto" w:fill="F3DCDF"/>
+            <w:shd w:val="clear" w:color="auto" w:fill="FED27A"/>
             <w:tcMar>
               <w:top w:w="0" w:type="dxa"/>
               <w:bottom w:w="0" w:type="dxa"/>
@@ -3393,7 +3393,7 @@
               <w:left w:val="none" w:sz="0" w:space="0" w:color="000000"/>
               <w:right w:val="none" w:sz="0" w:space="0" w:color="000000"/>
             </w:tcBorders>
-            <w:shd w:val="clear" w:color="auto" w:fill="EDC9CD"/>
+            <w:shd w:val="clear" w:color="auto" w:fill="FEC365"/>
             <w:tcMar>
               <w:top w:w="0" w:type="dxa"/>
               <w:bottom w:w="0" w:type="dxa"/>
@@ -3446,7 +3446,7 @@
               <w:left w:val="none" w:sz="0" w:space="0" w:color="000000"/>
               <w:right w:val="none" w:sz="0" w:space="0" w:color="000000"/>
             </w:tcBorders>
-            <w:shd w:val="clear" w:color="auto" w:fill="F9EEF0"/>
+            <w:shd w:val="clear" w:color="auto" w:fill="FEE08E"/>
             <w:tcMar>
               <w:top w:w="0" w:type="dxa"/>
               <w:bottom w:w="0" w:type="dxa"/>
@@ -3499,7 +3499,7 @@
               <w:left w:val="none" w:sz="0" w:space="0" w:color="000000"/>
               <w:right w:val="none" w:sz="0" w:space="0" w:color="000000"/>
             </w:tcBorders>
-            <w:shd w:val="clear" w:color="auto" w:fill="F2D9DC"/>
+            <w:shd w:val="clear" w:color="auto" w:fill="FED076"/>
             <w:tcMar>
               <w:top w:w="0" w:type="dxa"/>
               <w:bottom w:w="0" w:type="dxa"/>
@@ -3552,7 +3552,7 @@
               <w:left w:val="none" w:sz="0" w:space="0" w:color="000000"/>
               <w:right w:val="none" w:sz="0" w:space="0" w:color="000000"/>
             </w:tcBorders>
-            <w:shd w:val="clear" w:color="auto" w:fill="F2D8DB"/>
+            <w:shd w:val="clear" w:color="auto" w:fill="FECF76"/>
             <w:tcMar>
               <w:top w:w="0" w:type="dxa"/>
               <w:bottom w:w="0" w:type="dxa"/>
@@ -3605,7 +3605,7 @@
               <w:left w:val="none" w:sz="0" w:space="0" w:color="000000"/>
               <w:right w:val="none" w:sz="0" w:space="0" w:color="000000"/>
             </w:tcBorders>
-            <w:shd w:val="clear" w:color="auto" w:fill="F1D6D9"/>
+            <w:shd w:val="clear" w:color="auto" w:fill="FECD73"/>
             <w:tcMar>
               <w:top w:w="0" w:type="dxa"/>
               <w:bottom w:w="0" w:type="dxa"/>
@@ -3658,7 +3658,7 @@
               <w:left w:val="none" w:sz="0" w:space="0" w:color="000000"/>
               <w:right w:val="none" w:sz="0" w:space="0" w:color="000000"/>
             </w:tcBorders>
-            <w:shd w:val="clear" w:color="auto" w:fill="F7E7E9"/>
+            <w:shd w:val="clear" w:color="auto" w:fill="FEDB86"/>
             <w:tcMar>
               <w:top w:w="0" w:type="dxa"/>
               <w:bottom w:w="0" w:type="dxa"/>
@@ -3711,7 +3711,7 @@
               <w:left w:val="none" w:sz="0" w:space="0" w:color="000000"/>
               <w:right w:val="none" w:sz="0" w:space="0" w:color="000000"/>
             </w:tcBorders>
-            <w:shd w:val="clear" w:color="auto" w:fill="F2D8DB"/>
+            <w:shd w:val="clear" w:color="auto" w:fill="FECF76"/>
             <w:tcMar>
               <w:top w:w="0" w:type="dxa"/>
               <w:bottom w:w="0" w:type="dxa"/>
@@ -3764,7 +3764,7 @@
               <w:left w:val="none" w:sz="0" w:space="0" w:color="000000"/>
               <w:right w:val="none" w:sz="0" w:space="0" w:color="000000"/>
             </w:tcBorders>
-            <w:shd w:val="clear" w:color="auto" w:fill="FAF1F2"/>
+            <w:shd w:val="clear" w:color="auto" w:fill="FEE291"/>
             <w:tcMar>
               <w:top w:w="0" w:type="dxa"/>
               <w:bottom w:w="0" w:type="dxa"/>
@@ -3817,7 +3817,7 @@
               <w:left w:val="none" w:sz="0" w:space="0" w:color="000000"/>
               <w:right w:val="none" w:sz="0" w:space="0" w:color="000000"/>
             </w:tcBorders>
-            <w:shd w:val="clear" w:color="auto" w:fill="F1D6D9"/>
+            <w:shd w:val="clear" w:color="auto" w:fill="FECD73"/>
             <w:tcMar>
               <w:top w:w="0" w:type="dxa"/>
               <w:bottom w:w="0" w:type="dxa"/>
@@ -3870,7 +3870,7 @@
               <w:left w:val="none" w:sz="0" w:space="0" w:color="000000"/>
               <w:right w:val="none" w:sz="0" w:space="0" w:color="000000"/>
             </w:tcBorders>
-            <w:shd w:val="clear" w:color="auto" w:fill="FBF3F4"/>
+            <w:shd w:val="clear" w:color="auto" w:fill="FEE493"/>
             <w:tcMar>
               <w:top w:w="0" w:type="dxa"/>
               <w:bottom w:w="0" w:type="dxa"/>
@@ -4036,7 +4036,7 @@
               <w:left w:val="none" w:sz="0" w:space="0" w:color="000000"/>
               <w:right w:val="none" w:sz="0" w:space="0" w:color="000000"/>
             </w:tcBorders>
-            <w:shd w:val="clear" w:color="auto" w:fill="E0A4AB"/>
+            <w:shd w:val="clear" w:color="auto" w:fill="FB9C44"/>
             <w:tcMar>
               <w:top w:w="0" w:type="dxa"/>
               <w:bottom w:w="0" w:type="dxa"/>
@@ -4089,7 +4089,7 @@
               <w:left w:val="none" w:sz="0" w:space="0" w:color="000000"/>
               <w:right w:val="none" w:sz="0" w:space="0" w:color="000000"/>
             </w:tcBorders>
-            <w:shd w:val="clear" w:color="auto" w:fill="D47F89"/>
+            <w:shd w:val="clear" w:color="auto" w:fill="F4632E"/>
             <w:tcMar>
               <w:top w:w="0" w:type="dxa"/>
               <w:bottom w:w="0" w:type="dxa"/>
@@ -4142,7 +4142,7 @@
               <w:left w:val="none" w:sz="0" w:space="0" w:color="000000"/>
               <w:right w:val="none" w:sz="0" w:space="0" w:color="000000"/>
             </w:tcBorders>
-            <w:shd w:val="clear" w:color="auto" w:fill="EDC9CD"/>
+            <w:shd w:val="clear" w:color="auto" w:fill="FEC365"/>
             <w:tcMar>
               <w:top w:w="0" w:type="dxa"/>
               <w:bottom w:w="0" w:type="dxa"/>
@@ -4195,46 +4195,46 @@
               <w:left w:val="none" w:sz="0" w:space="0" w:color="000000"/>
               <w:right w:val="none" w:sz="0" w:space="0" w:color="000000"/>
             </w:tcBorders>
-            <w:shd w:val="clear" w:color="auto" w:fill="CC6773"/>
-            <w:tcMar>
-              <w:top w:w="0" w:type="dxa"/>
-              <w:bottom w:w="0" w:type="dxa"/>
-              <w:left w:w="0" w:type="dxa"/>
-              <w:right w:w="0" w:type="dxa"/>
-            </w:tcMar>
-            <w:vAlign w:val="center"/>
-          </w:tcPr>
-          <w:p>
-            <w:pPr>
-              <w:pStyle w:val="Normal"/>
-              <w:jc w:val="center"/>
-              <w:pBdr>
-                <w:bottom w:val="none" w:sz="0" w:space="0" w:color="000000"/>
-                <w:top w:val="none" w:sz="0" w:space="0" w:color="000000"/>
-                <w:left w:val="none" w:sz="0" w:space="0" w:color="000000"/>
-                <w:right w:val="none" w:sz="0" w:space="0" w:color="000000"/>
-              </w:pBdr>
-              <w:spacing w:after="100" w:before="100" w:line="240"/>
-              <w:ind w:left="100" w:right="100" w:firstLine="0" w:firstLineChars="0"/>
-              <w:rPr>
-                <w:rFonts w:ascii="Helvetica" w:hAnsi="Helvetica" w:eastAsia="Helvetica" w:cs="Helvetica"/>
-                <w:i w:val="false"/>
-                <w:b w:val="false"/>
-                <w:u w:val="none"/>
-                <w:sz w:val="18"/>
-                <w:szCs w:val="18"/>
-                <w:color w:val="FFFFFF"/>
-              </w:rPr>
-            </w:pPr>
-            <w:r>
-              <w:rPr>
-                <w:rFonts w:ascii="Helvetica" w:hAnsi="Helvetica" w:eastAsia="Helvetica" w:cs="Helvetica"/>
-                <w:i w:val="false"/>
-                <w:b w:val="false"/>
-                <w:u w:val="none"/>
-                <w:sz w:val="18"/>
-                <w:szCs w:val="18"/>
-                <w:color w:val="FFFFFF"/>
+            <w:shd w:val="clear" w:color="auto" w:fill="F03E21"/>
+            <w:tcMar>
+              <w:top w:w="0" w:type="dxa"/>
+              <w:bottom w:w="0" w:type="dxa"/>
+              <w:left w:w="0" w:type="dxa"/>
+              <w:right w:w="0" w:type="dxa"/>
+            </w:tcMar>
+            <w:vAlign w:val="center"/>
+          </w:tcPr>
+          <w:p>
+            <w:pPr>
+              <w:pStyle w:val="Normal"/>
+              <w:jc w:val="center"/>
+              <w:pBdr>
+                <w:bottom w:val="none" w:sz="0" w:space="0" w:color="000000"/>
+                <w:top w:val="none" w:sz="0" w:space="0" w:color="000000"/>
+                <w:left w:val="none" w:sz="0" w:space="0" w:color="000000"/>
+                <w:right w:val="none" w:sz="0" w:space="0" w:color="000000"/>
+              </w:pBdr>
+              <w:spacing w:after="100" w:before="100" w:line="240"/>
+              <w:ind w:left="100" w:right="100" w:firstLine="0" w:firstLineChars="0"/>
+              <w:rPr>
+                <w:rFonts w:ascii="Helvetica" w:hAnsi="Helvetica" w:eastAsia="Helvetica" w:cs="Helvetica"/>
+                <w:i w:val="false"/>
+                <w:b w:val="false"/>
+                <w:u w:val="none"/>
+                <w:sz w:val="18"/>
+                <w:szCs w:val="18"/>
+                <w:color w:val="000000"/>
+              </w:rPr>
+            </w:pPr>
+            <w:r>
+              <w:rPr>
+                <w:rFonts w:ascii="Helvetica" w:hAnsi="Helvetica" w:eastAsia="Helvetica" w:cs="Helvetica"/>
+                <w:i w:val="false"/>
+                <w:b w:val="false"/>
+                <w:u w:val="none"/>
+                <w:sz w:val="18"/>
+                <w:szCs w:val="18"/>
+                <w:color w:val="000000"/>
               </w:rPr>
               <w:t xml:space="preserve">19.7</w:t>
             </w:r>
@@ -4248,7 +4248,7 @@
               <w:left w:val="none" w:sz="0" w:space="0" w:color="000000"/>
               <w:right w:val="none" w:sz="0" w:space="0" w:color="000000"/>
             </w:tcBorders>
-            <w:shd w:val="clear" w:color="auto" w:fill="D68690"/>
+            <w:shd w:val="clear" w:color="auto" w:fill="F66E32"/>
             <w:tcMar>
               <w:top w:w="0" w:type="dxa"/>
               <w:bottom w:w="0" w:type="dxa"/>
@@ -4301,7 +4301,7 @@
               <w:left w:val="none" w:sz="0" w:space="0" w:color="000000"/>
               <w:right w:val="none" w:sz="0" w:space="0" w:color="000000"/>
             </w:tcBorders>
-            <w:shd w:val="clear" w:color="auto" w:fill="E2A9B0"/>
+            <w:shd w:val="clear" w:color="auto" w:fill="FCA447"/>
             <w:tcMar>
               <w:top w:w="0" w:type="dxa"/>
               <w:bottom w:w="0" w:type="dxa"/>
@@ -4354,7 +4354,7 @@
               <w:left w:val="none" w:sz="0" w:space="0" w:color="000000"/>
               <w:right w:val="none" w:sz="0" w:space="0" w:color="000000"/>
             </w:tcBorders>
-            <w:shd w:val="clear" w:color="auto" w:fill="EAC1C6"/>
+            <w:shd w:val="clear" w:color="auto" w:fill="FEBD5C"/>
             <w:tcMar>
               <w:top w:w="0" w:type="dxa"/>
               <w:bottom w:w="0" w:type="dxa"/>
@@ -4407,7 +4407,7 @@
               <w:left w:val="none" w:sz="0" w:space="0" w:color="000000"/>
               <w:right w:val="none" w:sz="0" w:space="0" w:color="000000"/>
             </w:tcBorders>
-            <w:shd w:val="clear" w:color="auto" w:fill="DE9DA5"/>
+            <w:shd w:val="clear" w:color="auto" w:fill="FA9140"/>
             <w:tcMar>
               <w:top w:w="0" w:type="dxa"/>
               <w:bottom w:w="0" w:type="dxa"/>
@@ -4460,7 +4460,7 @@
               <w:left w:val="none" w:sz="0" w:space="0" w:color="000000"/>
               <w:right w:val="none" w:sz="0" w:space="0" w:color="000000"/>
             </w:tcBorders>
-            <w:shd w:val="clear" w:color="auto" w:fill="EFCFD3"/>
+            <w:shd w:val="clear" w:color="auto" w:fill="FEC86B"/>
             <w:tcMar>
               <w:top w:w="0" w:type="dxa"/>
               <w:bottom w:w="0" w:type="dxa"/>
@@ -4513,7 +4513,7 @@
               <w:left w:val="none" w:sz="0" w:space="0" w:color="000000"/>
               <w:right w:val="none" w:sz="0" w:space="0" w:color="000000"/>
             </w:tcBorders>
-            <w:shd w:val="clear" w:color="auto" w:fill="DE9DA5"/>
+            <w:shd w:val="clear" w:color="auto" w:fill="FA9340"/>
             <w:tcMar>
               <w:top w:w="0" w:type="dxa"/>
               <w:bottom w:w="0" w:type="dxa"/>
@@ -4566,7 +4566,7 @@
               <w:left w:val="none" w:sz="0" w:space="0" w:color="000000"/>
               <w:right w:val="none" w:sz="0" w:space="0" w:color="000000"/>
             </w:tcBorders>
-            <w:shd w:val="clear" w:color="auto" w:fill="E9BDC2"/>
+            <w:shd w:val="clear" w:color="auto" w:fill="FEBA58"/>
             <w:tcMar>
               <w:top w:w="0" w:type="dxa"/>
               <w:bottom w:w="0" w:type="dxa"/>
@@ -4720,7 +4720,7 @@
               <w:left w:val="none" w:sz="0" w:space="0" w:color="000000"/>
               <w:right w:val="none" w:sz="0" w:space="0" w:color="000000"/>
             </w:tcBorders>
-            <w:shd w:val="clear" w:color="auto" w:fill="F2D8DB"/>
+            <w:shd w:val="clear" w:color="auto" w:fill="FECF76"/>
             <w:tcMar>
               <w:top w:w="0" w:type="dxa"/>
               <w:bottom w:w="0" w:type="dxa"/>
@@ -4773,7 +4773,7 @@
               <w:left w:val="none" w:sz="0" w:space="0" w:color="000000"/>
               <w:right w:val="none" w:sz="0" w:space="0" w:color="000000"/>
             </w:tcBorders>
-            <w:shd w:val="clear" w:color="auto" w:fill="EBC4C9"/>
+            <w:shd w:val="clear" w:color="auto" w:fill="FEC060"/>
             <w:tcMar>
               <w:top w:w="0" w:type="dxa"/>
               <w:bottom w:w="0" w:type="dxa"/>
@@ -4826,7 +4826,7 @@
               <w:left w:val="none" w:sz="0" w:space="0" w:color="000000"/>
               <w:right w:val="none" w:sz="0" w:space="0" w:color="000000"/>
             </w:tcBorders>
-            <w:shd w:val="clear" w:color="auto" w:fill="F8EBED"/>
+            <w:shd w:val="clear" w:color="auto" w:fill="FEDE8B"/>
             <w:tcMar>
               <w:top w:w="0" w:type="dxa"/>
               <w:bottom w:w="0" w:type="dxa"/>
@@ -4879,7 +4879,7 @@
               <w:left w:val="none" w:sz="0" w:space="0" w:color="000000"/>
               <w:right w:val="none" w:sz="0" w:space="0" w:color="000000"/>
             </w:tcBorders>
-            <w:shd w:val="clear" w:color="auto" w:fill="E1A6AD"/>
+            <w:shd w:val="clear" w:color="auto" w:fill="FBA045"/>
             <w:tcMar>
               <w:top w:w="0" w:type="dxa"/>
               <w:bottom w:w="0" w:type="dxa"/>
@@ -4932,7 +4932,7 @@
               <w:left w:val="none" w:sz="0" w:space="0" w:color="000000"/>
               <w:right w:val="none" w:sz="0" w:space="0" w:color="000000"/>
             </w:tcBorders>
-            <w:shd w:val="clear" w:color="auto" w:fill="F2D8DB"/>
+            <w:shd w:val="clear" w:color="auto" w:fill="FECF76"/>
             <w:tcMar>
               <w:top w:w="0" w:type="dxa"/>
               <w:bottom w:w="0" w:type="dxa"/>
@@ -4985,7 +4985,7 @@
               <w:left w:val="none" w:sz="0" w:space="0" w:color="000000"/>
               <w:right w:val="none" w:sz="0" w:space="0" w:color="000000"/>
             </w:tcBorders>
-            <w:shd w:val="clear" w:color="auto" w:fill="F2D8DB"/>
+            <w:shd w:val="clear" w:color="auto" w:fill="FECF76"/>
             <w:tcMar>
               <w:top w:w="0" w:type="dxa"/>
               <w:bottom w:w="0" w:type="dxa"/>
@@ -5038,7 +5038,7 @@
               <w:left w:val="none" w:sz="0" w:space="0" w:color="000000"/>
               <w:right w:val="none" w:sz="0" w:space="0" w:color="000000"/>
             </w:tcBorders>
-            <w:shd w:val="clear" w:color="auto" w:fill="F4E0E3"/>
+            <w:shd w:val="clear" w:color="auto" w:fill="FED57F"/>
             <w:tcMar>
               <w:top w:w="0" w:type="dxa"/>
               <w:bottom w:w="0" w:type="dxa"/>
@@ -5091,7 +5091,7 @@
               <w:left w:val="none" w:sz="0" w:space="0" w:color="000000"/>
               <w:right w:val="none" w:sz="0" w:space="0" w:color="000000"/>
             </w:tcBorders>
-            <w:shd w:val="clear" w:color="auto" w:fill="F1D6DA"/>
+            <w:shd w:val="clear" w:color="auto" w:fill="FECE74"/>
             <w:tcMar>
               <w:top w:w="0" w:type="dxa"/>
               <w:bottom w:w="0" w:type="dxa"/>
@@ -5144,7 +5144,7 @@
               <w:left w:val="none" w:sz="0" w:space="0" w:color="000000"/>
               <w:right w:val="none" w:sz="0" w:space="0" w:color="000000"/>
             </w:tcBorders>
-            <w:shd w:val="clear" w:color="auto" w:fill="F4E0E3"/>
+            <w:shd w:val="clear" w:color="auto" w:fill="FED57F"/>
             <w:tcMar>
               <w:top w:w="0" w:type="dxa"/>
               <w:bottom w:w="0" w:type="dxa"/>
@@ -5197,7 +5197,7 @@
               <w:left w:val="none" w:sz="0" w:space="0" w:color="000000"/>
               <w:right w:val="none" w:sz="0" w:space="0" w:color="000000"/>
             </w:tcBorders>
-            <w:shd w:val="clear" w:color="auto" w:fill="F1D6DA"/>
+            <w:shd w:val="clear" w:color="auto" w:fill="FECE74"/>
             <w:tcMar>
               <w:top w:w="0" w:type="dxa"/>
               <w:bottom w:w="0" w:type="dxa"/>
@@ -5250,7 +5250,7 @@
               <w:left w:val="none" w:sz="0" w:space="0" w:color="000000"/>
               <w:right w:val="none" w:sz="0" w:space="0" w:color="000000"/>
             </w:tcBorders>
-            <w:shd w:val="clear" w:color="auto" w:fill="F4DEE1"/>
+            <w:shd w:val="clear" w:color="auto" w:fill="FED47C"/>
             <w:tcMar>
               <w:top w:w="0" w:type="dxa"/>
               <w:bottom w:w="0" w:type="dxa"/>
@@ -5415,7 +5415,7 @@
               <w:left w:val="none" w:sz="0" w:space="0" w:color="000000"/>
               <w:right w:val="none" w:sz="0" w:space="0" w:color="000000"/>
             </w:tcBorders>
-            <w:shd w:val="clear" w:color="auto" w:fill="B82C3D"/>
+            <w:shd w:val="clear" w:color="auto" w:fill="C22128"/>
             <w:tcMar>
               <w:top w:w="0" w:type="dxa"/>
               <w:bottom w:w="0" w:type="dxa"/>
@@ -5521,7 +5521,7 @@
               <w:left w:val="none" w:sz="0" w:space="0" w:color="000000"/>
               <w:right w:val="none" w:sz="0" w:space="0" w:color="000000"/>
             </w:tcBorders>
-            <w:shd w:val="clear" w:color="auto" w:fill="D98E97"/>
+            <w:shd w:val="clear" w:color="auto" w:fill="F77B37"/>
             <w:tcMar>
               <w:top w:w="0" w:type="dxa"/>
               <w:bottom w:w="0" w:type="dxa"/>
@@ -5574,7 +5574,7 @@
               <w:left w:val="none" w:sz="0" w:space="0" w:color="000000"/>
               <w:right w:val="none" w:sz="0" w:space="0" w:color="000000"/>
             </w:tcBorders>
-            <w:shd w:val="clear" w:color="auto" w:fill="E1A6AD"/>
+            <w:shd w:val="clear" w:color="auto" w:fill="FBA045"/>
             <w:tcMar>
               <w:top w:w="0" w:type="dxa"/>
               <w:bottom w:w="0" w:type="dxa"/>
@@ -5627,7 +5627,7 @@
               <w:left w:val="none" w:sz="0" w:space="0" w:color="000000"/>
               <w:right w:val="none" w:sz="0" w:space="0" w:color="000000"/>
             </w:tcBorders>
-            <w:shd w:val="clear" w:color="auto" w:fill="D5818B"/>
+            <w:shd w:val="clear" w:color="auto" w:fill="F56730"/>
             <w:tcMar>
               <w:top w:w="0" w:type="dxa"/>
               <w:bottom w:w="0" w:type="dxa"/>
@@ -5680,7 +5680,7 @@
               <w:left w:val="none" w:sz="0" w:space="0" w:color="000000"/>
               <w:right w:val="none" w:sz="0" w:space="0" w:color="000000"/>
             </w:tcBorders>
-            <w:shd w:val="clear" w:color="auto" w:fill="C04453"/>
+            <w:shd w:val="clear" w:color="auto" w:fill="D52C24"/>
             <w:tcMar>
               <w:top w:w="0" w:type="dxa"/>
               <w:bottom w:w="0" w:type="dxa"/>
@@ -5786,7 +5786,7 @@
               <w:left w:val="none" w:sz="0" w:space="0" w:color="000000"/>
               <w:right w:val="none" w:sz="0" w:space="0" w:color="000000"/>
             </w:tcBorders>
-            <w:shd w:val="clear" w:color="auto" w:fill="B7283A"/>
+            <w:shd w:val="clear" w:color="auto" w:fill="BF1F28"/>
             <w:tcMar>
               <w:top w:w="0" w:type="dxa"/>
               <w:bottom w:w="0" w:type="dxa"/>
@@ -5839,7 +5839,7 @@
               <w:left w:val="none" w:sz="0" w:space="0" w:color="000000"/>
               <w:right w:val="none" w:sz="0" w:space="0" w:color="000000"/>
             </w:tcBorders>
-            <w:shd w:val="clear" w:color="auto" w:fill="BE3C4C"/>
+            <w:shd w:val="clear" w:color="auto" w:fill="CF2825"/>
             <w:tcMar>
               <w:top w:w="0" w:type="dxa"/>
               <w:bottom w:w="0" w:type="dxa"/>
@@ -5945,7 +5945,7 @@
               <w:left w:val="none" w:sz="0" w:space="0" w:color="000000"/>
               <w:right w:val="none" w:sz="0" w:space="0" w:color="000000"/>
             </w:tcBorders>
-            <w:shd w:val="clear" w:color="auto" w:fill="E8BAC0"/>
+            <w:shd w:val="clear" w:color="auto" w:fill="FEB855"/>
             <w:tcMar>
               <w:top w:w="0" w:type="dxa"/>
               <w:bottom w:w="0" w:type="dxa"/>
@@ -6110,7 +6110,7 @@
               <w:left w:val="none" w:sz="0" w:space="0" w:color="000000"/>
               <w:right w:val="none" w:sz="0" w:space="0" w:color="000000"/>
             </w:tcBorders>
-            <w:shd w:val="clear" w:color="auto" w:fill="EECCD0"/>
+            <w:shd w:val="clear" w:color="auto" w:fill="FEC668"/>
             <w:tcMar>
               <w:top w:w="0" w:type="dxa"/>
               <w:bottom w:w="0" w:type="dxa"/>
@@ -6163,7 +6163,7 @@
               <w:left w:val="none" w:sz="0" w:space="0" w:color="000000"/>
               <w:right w:val="none" w:sz="0" w:space="0" w:color="000000"/>
             </w:tcBorders>
-            <w:shd w:val="clear" w:color="auto" w:fill="EAC0C5"/>
+            <w:shd w:val="clear" w:color="auto" w:fill="FEBD5B"/>
             <w:tcMar>
               <w:top w:w="0" w:type="dxa"/>
               <w:bottom w:w="0" w:type="dxa"/>
@@ -6216,7 +6216,7 @@
               <w:left w:val="none" w:sz="0" w:space="0" w:color="000000"/>
               <w:right w:val="none" w:sz="0" w:space="0" w:color="000000"/>
             </w:tcBorders>
-            <w:shd w:val="clear" w:color="auto" w:fill="F1D7DA"/>
+            <w:shd w:val="clear" w:color="auto" w:fill="FECE75"/>
             <w:tcMar>
               <w:top w:w="0" w:type="dxa"/>
               <w:bottom w:w="0" w:type="dxa"/>
@@ -6269,7 +6269,7 @@
               <w:left w:val="none" w:sz="0" w:space="0" w:color="000000"/>
               <w:right w:val="none" w:sz="0" w:space="0" w:color="000000"/>
             </w:tcBorders>
-            <w:shd w:val="clear" w:color="auto" w:fill="DD9AA2"/>
+            <w:shd w:val="clear" w:color="auto" w:fill="F98D3E"/>
             <w:tcMar>
               <w:top w:w="0" w:type="dxa"/>
               <w:bottom w:w="0" w:type="dxa"/>
@@ -6322,7 +6322,7 @@
               <w:left w:val="none" w:sz="0" w:space="0" w:color="000000"/>
               <w:right w:val="none" w:sz="0" w:space="0" w:color="000000"/>
             </w:tcBorders>
-            <w:shd w:val="clear" w:color="auto" w:fill="E8BCC1"/>
+            <w:shd w:val="clear" w:color="auto" w:fill="FEB956"/>
             <w:tcMar>
               <w:top w:w="0" w:type="dxa"/>
               <w:bottom w:w="0" w:type="dxa"/>
@@ -6375,7 +6375,7 @@
               <w:left w:val="none" w:sz="0" w:space="0" w:color="000000"/>
               <w:right w:val="none" w:sz="0" w:space="0" w:color="000000"/>
             </w:tcBorders>
-            <w:shd w:val="clear" w:color="auto" w:fill="EFD1D5"/>
+            <w:shd w:val="clear" w:color="auto" w:fill="FECA6E"/>
             <w:tcMar>
               <w:top w:w="0" w:type="dxa"/>
               <w:bottom w:w="0" w:type="dxa"/>
@@ -6428,7 +6428,7 @@
               <w:left w:val="none" w:sz="0" w:space="0" w:color="000000"/>
               <w:right w:val="none" w:sz="0" w:space="0" w:color="000000"/>
             </w:tcBorders>
-            <w:shd w:val="clear" w:color="auto" w:fill="F2DADD"/>
+            <w:shd w:val="clear" w:color="auto" w:fill="FED178"/>
             <w:tcMar>
               <w:top w:w="0" w:type="dxa"/>
               <w:bottom w:w="0" w:type="dxa"/>
@@ -6481,7 +6481,7 @@
               <w:left w:val="none" w:sz="0" w:space="0" w:color="000000"/>
               <w:right w:val="none" w:sz="0" w:space="0" w:color="000000"/>
             </w:tcBorders>
-            <w:shd w:val="clear" w:color="auto" w:fill="EDC9CE"/>
+            <w:shd w:val="clear" w:color="auto" w:fill="FEC466"/>
             <w:tcMar>
               <w:top w:w="0" w:type="dxa"/>
               <w:bottom w:w="0" w:type="dxa"/>
@@ -6534,7 +6534,7 @@
               <w:left w:val="none" w:sz="0" w:space="0" w:color="000000"/>
               <w:right w:val="none" w:sz="0" w:space="0" w:color="000000"/>
             </w:tcBorders>
-            <w:shd w:val="clear" w:color="auto" w:fill="F3DCDF"/>
+            <w:shd w:val="clear" w:color="auto" w:fill="FED27A"/>
             <w:tcMar>
               <w:top w:w="0" w:type="dxa"/>
               <w:bottom w:w="0" w:type="dxa"/>
@@ -6587,7 +6587,7 @@
               <w:left w:val="none" w:sz="0" w:space="0" w:color="000000"/>
               <w:right w:val="none" w:sz="0" w:space="0" w:color="000000"/>
             </w:tcBorders>
-            <w:shd w:val="clear" w:color="auto" w:fill="EECED2"/>
+            <w:shd w:val="clear" w:color="auto" w:fill="FEC76B"/>
             <w:tcMar>
               <w:top w:w="0" w:type="dxa"/>
               <w:bottom w:w="0" w:type="dxa"/>
@@ -6640,7 +6640,7 @@
               <w:left w:val="none" w:sz="0" w:space="0" w:color="000000"/>
               <w:right w:val="none" w:sz="0" w:space="0" w:color="000000"/>
             </w:tcBorders>
-            <w:shd w:val="clear" w:color="auto" w:fill="EBC3C8"/>
+            <w:shd w:val="clear" w:color="auto" w:fill="FEBF5F"/>
             <w:tcMar>
               <w:top w:w="0" w:type="dxa"/>
               <w:bottom w:w="0" w:type="dxa"/>
